--- a/layunin-theme/downloadables/2_AI_REVENUE_MULTIPLICATION.docx
+++ b/layunin-theme/downloadables/2_AI_REVENUE_MULTIPLICATION.docx
@@ -10,7 +10,8 @@
         <w:rPr>
           <w:rFonts w:ascii="Georgia" w:hAnsi="Georgia"/>
           <w:b/>
-          <w:sz w:val="48"/>
+          <w:color w:val="050A18"/>
+          <w:sz w:val="56"/>
         </w:rPr>
         <w:t>AI REVENUE MULTIPLICATION</w:t>
       </w:r>
@@ -22,7 +23,8 @@
       <w:r>
         <w:rPr>
           <w:i/>
-          <w:sz w:val="28"/>
+          <w:color w:val="C5A02B"/>
+          <w:sz w:val="32"/>
         </w:rPr>
         <w:t>How to 10X Your Output and Monetize AI for High-Ticket Services</w:t>
       </w:r>
@@ -37,12 +39,28 @@
         <w:pStyle w:val="Heading1"/>
       </w:pPr>
       <w:r>
-        <w:t>The AI Renaissance</w:t>
+        <w:t>Strategic Roadmap</w:t>
       </w:r>
     </w:p>
     <w:p>
       <w:r>
-        <w:t>Artificial Intelligence is not a threat; it is an exoskeleton for your mind. This guide shows you how to leverage it for maximum financial gain.</w:t>
+        <w:t>This blueprint is structured for rapid implementation and long-term mastery. Follow the phases in sequence for maximum ROI.</w:t>
+      </w:r>
+    </w:p>
+    <w:p>
+      <w:pPr>
+        <w:pStyle w:val="Heading2"/>
+      </w:pPr>
+      <w:r>
+        <w:t>The New Industrial Revolution</w:t>
+      </w:r>
+    </w:p>
+    <w:p>
+      <w:pPr>
+        <w:jc w:val="left"/>
+      </w:pPr>
+      <w:r>
+        <w:t>We are in the era of the 'Individual Empire'. One person with the right AI workflows can now outperform an entire 20th-century agency. This guide isn't about tools; it's about systems that generate revenue.</w:t>
       </w:r>
     </w:p>
     <w:p>
@@ -52,15 +70,18 @@
     </w:p>
     <w:p>
       <w:pPr>
-        <w:pStyle w:val="Heading1"/>
+        <w:pStyle w:val="Heading2"/>
       </w:pPr>
       <w:r>
-        <w:t>Prompt Engineering for Architects</w:t>
+        <w:t>The RCT Prompting Methodology</w:t>
       </w:r>
     </w:p>
     <w:p>
+      <w:pPr>
+        <w:jc w:val="left"/>
+      </w:pPr>
       <w:r>
-        <w:t>Move beyond 'Write a blog post'. Learn the Context-Constraint-Goal (CCG) framework for generating world-class outputs.</w:t>
+        <w:t>Move beyond basic chat interactions. Learn the Role-Context-Task framework for generating high-fidelity business outputs. We reveal how to 'train' LLMs on your specific brand voice and strategic preferences for consistent quality.</w:t>
       </w:r>
     </w:p>
     <w:p>
@@ -70,15 +91,18 @@
     </w:p>
     <w:p>
       <w:pPr>
-        <w:pStyle w:val="Heading1"/>
+        <w:pStyle w:val="Heading2"/>
       </w:pPr>
       <w:r>
-        <w:t>Service Arbitrage</w:t>
+        <w:t>Service Arbitrage Strategy</w:t>
       </w:r>
     </w:p>
     <w:p>
+      <w:pPr>
+        <w:jc w:val="left"/>
+      </w:pPr>
       <w:r>
-        <w:t>How to use AI to deliver 40-hour projects in 4 hours, maintaining premium quality while scaling your client base.</w:t>
+        <w:t>Learn how to deliver premium services—from content strategy to technical consulting—in 1/10th of the traditional time. We provide the pricing models that allow you to charge for the value delivered, not the hours spent.</w:t>
       </w:r>
     </w:p>
     <w:p>
@@ -88,15 +112,18 @@
     </w:p>
     <w:p>
       <w:pPr>
-        <w:pStyle w:val="Heading1"/>
+        <w:pStyle w:val="Heading2"/>
       </w:pPr>
       <w:r>
-        <w:t>The Future-Proof Skillset</w:t>
+        <w:t>AI-Assisted Asset Creation</w:t>
       </w:r>
     </w:p>
     <w:p>
+      <w:pPr>
+        <w:jc w:val="left"/>
+      </w:pPr>
       <w:r>
-        <w:t>Developing the discernment and strategic oversight that AI cannot replicate.</w:t>
+        <w:t>A blueprint for using AI to research, outline, and produce digital assets (courses, templates, software) that sell while you sleep. This section includes 'The Content Multiplier' workflow to turn one seed idea into 30 pieces of multi-platform content.</w:t>
       </w:r>
     </w:p>
     <w:p>
@@ -106,16 +133,40 @@
     </w:p>
     <w:p>
       <w:pPr>
-        <w:sectPr>
-          <w:footerReference w:type="default" r:id="rId9"/>
-          <w:pgSz w:w="12240" w:h="15840"/>
-          <w:pgMar w:top="1440" w:right="1800" w:bottom="1440" w:left="1800" w:header="720" w:footer="720" w:gutter="0"/>
-          <w:cols w:space="720"/>
-          <w:docGrid w:linePitch="360"/>
-        </w:sectPr>
+        <w:pStyle w:val="Heading2"/>
       </w:pPr>
+      <w:r>
+        <w:t>Future-Proofing Your Career</w:t>
+      </w:r>
+    </w:p>
+    <w:p>
+      <w:pPr>
+        <w:jc w:val="left"/>
+      </w:pPr>
+      <w:r>
+        <w:t>As AI evolves, the most valuable skill becomes 'Strategic Oversight' and 'Human Discernment'. Learn how to position yourself as the architect who directs the AI, making you indispensable in the modern economy.</w:t>
+      </w:r>
+    </w:p>
+    <w:p>
+      <w:r>
+        <w:br/>
+      </w:r>
+    </w:p>
+    <w:p>
+      <w:pPr>
+        <w:pStyle w:val="Heading2"/>
+      </w:pPr>
+      <w:r>
+        <w:t>Final Executive Summary</w:t>
+      </w:r>
+    </w:p>
+    <w:p>
+      <w:r>
+        <w:t>Your potential is only as strong as the systems you deploy. This document serves as the architecture; you are the master builder. Initiate the protocol immediately.</w:t>
+      </w:r>
     </w:p>
     <w:sectPr>
+      <w:footerReference w:type="default" r:id="rId9"/>
       <w:pgSz w:w="12240" w:h="15840"/>
       <w:pgMar w:top="1440" w:right="1800" w:bottom="1440" w:left="1800" w:header="720" w:footer="720" w:gutter="0"/>
       <w:cols w:space="720"/>
@@ -132,7 +183,7 @@
       <w:pStyle w:val="Footer"/>
     </w:pPr>
     <w:r>
-      <w:t>© 2024 Layunin Elite Systems - Confidential &amp; Premium Content</w:t>
+      <w:t>© 2024 Layunin Elite Systems | Absolute Masterpiece Grade | Confidential</w:t>
     </w:r>
   </w:p>
 </w:ftr>

--- a/layunin-theme/downloadables/2_AI_REVENUE_MULTIPLICATION.docx
+++ b/layunin-theme/downloadables/2_AI_REVENUE_MULTIPLICATION.docx
@@ -11,7 +11,7 @@
           <w:rFonts w:ascii="Georgia" w:hAnsi="Georgia"/>
           <w:b/>
           <w:color w:val="050A18"/>
-          <w:sz w:val="56"/>
+          <w:sz w:val="64"/>
         </w:rPr>
         <w:t>AI REVENUE MULTIPLICATION</w:t>
       </w:r>
@@ -24,9 +24,9 @@
         <w:rPr>
           <w:i/>
           <w:color w:val="C5A02B"/>
-          <w:sz w:val="32"/>
+          <w:sz w:val="36"/>
         </w:rPr>
-        <w:t>How to 10X Your Output and Monetize AI for High-Ticket Services</w:t>
+        <w:t>10X Output and Monetize AI for High-Ticket Services</w:t>
       </w:r>
     </w:p>
     <w:p>
@@ -39,12 +39,12 @@
         <w:pStyle w:val="Heading1"/>
       </w:pPr>
       <w:r>
-        <w:t>Strategic Roadmap</w:t>
+        <w:t>I. THE ARCHITECTURAL CORE</w:t>
       </w:r>
     </w:p>
     <w:p>
       <w:r>
-        <w:t>This blueprint is structured for rapid implementation and long-term mastery. Follow the phases in sequence for maximum ROI.</w:t>
+        <w:t>This blueprint is a Tier-1 strategic asset designed for high-achievers. It provides the frameworks, the psychology, and the tools for absolute mastery.</w:t>
       </w:r>
     </w:p>
     <w:p>
@@ -52,7 +52,7 @@
         <w:pStyle w:val="Heading2"/>
       </w:pPr>
       <w:r>
-        <w:t>The New Industrial Revolution</w:t>
+        <w:t>Individual Empire Era</w:t>
       </w:r>
     </w:p>
     <w:p>
@@ -60,7 +60,7 @@
         <w:jc w:val="left"/>
       </w:pPr>
       <w:r>
-        <w:t>We are in the era of the 'Individual Empire'. One person with the right AI workflows can now outperform an entire 20th-century agency. This guide isn't about tools; it's about systems that generate revenue.</w:t>
+        <w:t>One person with AI workflows can outperform entire agencies. This guide provides revenue-generating systems, not just tools.</w:t>
       </w:r>
     </w:p>
     <w:p>
@@ -73,7 +73,7 @@
         <w:pStyle w:val="Heading2"/>
       </w:pPr>
       <w:r>
-        <w:t>The RCT Prompting Methodology</w:t>
+        <w:t>RCT Prompting Methodology</w:t>
       </w:r>
     </w:p>
     <w:p>
@@ -81,7 +81,7 @@
         <w:jc w:val="left"/>
       </w:pPr>
       <w:r>
-        <w:t>Move beyond basic chat interactions. Learn the Role-Context-Task framework for generating high-fidelity business outputs. We reveal how to 'train' LLMs on your specific brand voice and strategic preferences for consistent quality.</w:t>
+        <w:t>Role-Context-Task framework for generating high-fidelity outputs. Train LLMs on your brand voice and strategic preferences for absolute consistency.</w:t>
       </w:r>
     </w:p>
     <w:p>
@@ -102,7 +102,7 @@
         <w:jc w:val="left"/>
       </w:pPr>
       <w:r>
-        <w:t>Learn how to deliver premium services—from content strategy to technical consulting—in 1/10th of the traditional time. We provide the pricing models that allow you to charge for the value delivered, not the hours spent.</w:t>
+        <w:t>Deliver premium services in 1/10th the traditional time. Charge for value delivered, not hours spent, using our proprietary pricing models.</w:t>
       </w:r>
     </w:p>
     <w:p>
@@ -123,7 +123,7 @@
         <w:jc w:val="left"/>
       </w:pPr>
       <w:r>
-        <w:t>A blueprint for using AI to research, outline, and produce digital assets (courses, templates, software) that sell while you sleep. This section includes 'The Content Multiplier' workflow to turn one seed idea into 30 pieces of multi-platform content.</w:t>
+        <w:t>Blueprint for researching, outlining, and producing digital assets that sell automatically. Includes 'The Content Multiplier' workflow: 1 idea to 30 multi-platform posts.</w:t>
       </w:r>
     </w:p>
     <w:p>
@@ -136,7 +136,7 @@
         <w:pStyle w:val="Heading2"/>
       </w:pPr>
       <w:r>
-        <w:t>Future-Proofing Your Career</w:t>
+        <w:t>Future-Proof Positioning</w:t>
       </w:r>
     </w:p>
     <w:p>
@@ -144,7 +144,7 @@
         <w:jc w:val="left"/>
       </w:pPr>
       <w:r>
-        <w:t>As AI evolves, the most valuable skill becomes 'Strategic Oversight' and 'Human Discernment'. Learn how to position yourself as the architect who directs the AI, making you indispensable in the modern economy.</w:t>
+        <w:t>Position yourself as the architect directing the AI. Learn to leverage human discernment and strategic oversight as your ultimate competitive advantage.</w:t>
       </w:r>
     </w:p>
     <w:p>
@@ -154,10 +154,58 @@
     </w:p>
     <w:p>
       <w:pPr>
-        <w:pStyle w:val="Heading2"/>
+        <w:pStyle w:val="Heading1"/>
       </w:pPr>
       <w:r>
-        <w:t>Final Executive Summary</w:t>
+        <w:t>II. ELITE EXECUTION CHECKLIST</w:t>
+      </w:r>
+    </w:p>
+    <w:p>
+      <w:pPr>
+        <w:pStyle w:val="ListBullet"/>
+      </w:pPr>
+      <w:r>
+        <w:t>Set up your RCT Prompt Library for core service areas.</w:t>
+      </w:r>
+    </w:p>
+    <w:p>
+      <w:pPr>
+        <w:pStyle w:val="ListBullet"/>
+      </w:pPr>
+      <w:r>
+        <w:t>Identify one high-ticket service to deliver using AI arbitrage.</w:t>
+      </w:r>
+    </w:p>
+    <w:p>
+      <w:pPr>
+        <w:pStyle w:val="ListBullet"/>
+      </w:pPr>
+      <w:r>
+        <w:t>Automate your primary content research workflow.</w:t>
+      </w:r>
+    </w:p>
+    <w:p>
+      <w:pPr>
+        <w:pStyle w:val="ListBullet"/>
+      </w:pPr>
+      <w:r>
+        <w:t>Run a 'Shadow Test': deliver an AI-assisted project and compare time vs. traditional delivery.</w:t>
+      </w:r>
+    </w:p>
+    <w:p>
+      <w:pPr>
+        <w:pStyle w:val="ListBullet"/>
+      </w:pPr>
+      <w:r>
+        <w:t>Establish your Weekly AI Audit to test new model capabilities.</w:t>
+      </w:r>
+    </w:p>
+    <w:p>
+      <w:pPr>
+        <w:pStyle w:val="Heading1"/>
+      </w:pPr>
+      <w:r>
+        <w:t>III. FINAL EXECUTIVE SUMMARY</w:t>
       </w:r>
     </w:p>
     <w:p>
